--- a/WeeklyReport/WeeklyProjectLog-28-01-25.docx
+++ b/WeeklyReport/WeeklyProjectLog-28-01-25.docx
@@ -1063,7 +1063,7 @@
                 <w:sz w:val="24"/>
                 <w:szCs w:val="24"/>
               </w:rPr>
-              <w:t>Improve model for close detection</w:t>
+              <w:t>Start implementation of video processing in the backend</w:t>
             </w:r>
           </w:p>
         </w:tc>
@@ -1087,6 +1087,54 @@
           <w:p>
             <w:pPr>
               <w:pStyle w:val="ListParagraph"/>
+              <w:widowControl w:val="0"/>
+              <w:numPr>
+                <w:ilvl w:val="0"/>
+                <w:numId w:val="1"/>
+              </w:numPr>
+              <w:pBdr>
+                <w:top w:val="nil"/>
+                <w:left w:val="nil"/>
+                <w:bottom w:val="nil"/>
+                <w:right w:val="nil"/>
+                <w:between w:val="nil"/>
+              </w:pBdr>
+              <w:spacing w:after="0" w:line="240" w:lineRule="auto"/>
+              <w:rPr>
+                <w:rFonts w:asciiTheme="majorHAnsi" w:eastAsia="Times New Roman" w:hAnsiTheme="majorHAnsi" w:cstheme="majorHAnsi"/>
+                <w:sz w:val="24"/>
+                <w:szCs w:val="24"/>
+              </w:rPr>
+            </w:pPr>
+            <w:r>
+              <w:rPr>
+                <w:rFonts w:asciiTheme="majorHAnsi" w:eastAsia="Times New Roman" w:hAnsiTheme="majorHAnsi" w:cstheme="majorHAnsi"/>
+                <w:sz w:val="24"/>
+                <w:szCs w:val="24"/>
+              </w:rPr>
+              <w:t>Improve model for close detection</w:t>
+            </w:r>
+          </w:p>
+        </w:tc>
+      </w:tr>
+      <w:tr>
+        <w:tc>
+          <w:tcPr>
+            <w:tcW w:w="9029" w:type="dxa"/>
+            <w:tcBorders>
+              <w:left w:val="single" w:sz="8" w:space="0" w:color="FFFFFF"/>
+              <w:right w:val="single" w:sz="8" w:space="0" w:color="FFFFFF"/>
+            </w:tcBorders>
+            <w:shd w:val="clear" w:color="auto" w:fill="auto"/>
+            <w:tcMar>
+              <w:top w:w="100" w:type="dxa"/>
+              <w:left w:w="100" w:type="dxa"/>
+              <w:bottom w:w="100" w:type="dxa"/>
+              <w:right w:w="100" w:type="dxa"/>
+            </w:tcMar>
+          </w:tcPr>
+          <w:p>
+            <w:pPr>
               <w:widowControl w:val="0"/>
               <w:pBdr>
                 <w:top w:val="nil"/>
